--- a/briefings/线口监测午报-2026-09-01.docx
+++ b/briefings/线口监测午报-2026-09-01.docx
@@ -22,7 +22,7 @@
           <w:color w:val="888888"/>
           <w:sz w:val="18"/>
         </w:rPr>
-        <w:t>监测窗口:近48小时 | 生成时间:2026-09-01 15:20</w:t>
+        <w:t>监测窗口:近48小时 | 生成时间:2026-09-01 16:22</w:t>
       </w:r>
     </w:p>
     <w:p>
@@ -70,6 +70,210 @@
           <w:color w:val="888888"/>
           <w:sz w:val="24"/>
         </w:rPr>
+        <w:t>日企 Newtech 推出 Ness4300 四盘位 NAS，搭载专有 RAID 控制器</w:t>
+      </w:r>
+    </w:p>
+    <w:p>
+      <w:r>
+        <w:rPr>
+          <w:rFonts w:ascii="Times New Roman" w:hAnsi="Times New Roman" w:eastAsia="宋体"/>
+          <w:color w:val="888888"/>
+          <w:sz w:val="18"/>
+        </w:rPr>
+        <w:t>来源:IT之家 | 时间:09-01 16:08</w:t>
+      </w:r>
+    </w:p>
+    <w:p>
+      <w:r>
+        <w:rPr>
+          <w:rFonts w:ascii="Times New Roman" w:hAnsi="Times New Roman" w:eastAsia="宋体"/>
+          <w:sz w:val="18"/>
+        </w:rPr>
+        <w:t>链接:</w:t>
+      </w:r>
+      <w:hyperlink r:id="rId9">
+        <w:r>
+          <w:rPr>
+            <w:color w:val="0563C1"/>
+            <w:u w:val="single"/>
+          </w:rPr>
+          <w:t>日企 Newtech 推出 Ness4300 四盘位 NAS，搭载专有 RAID 控制器</w:t>
+        </w:r>
+      </w:hyperlink>
+    </w:p>
+    <w:p>
+      <w:pPr>
+        <w:pStyle w:val="Heading3"/>
+      </w:pPr>
+      <w:r>
+        <w:rPr>
+          <w:rFonts w:ascii="Times New Roman" w:hAnsi="Times New Roman" w:eastAsia="黑体"/>
+          <w:b w:val="0"/>
+          <w:color w:val="888888"/>
+          <w:sz w:val="24"/>
+        </w:rPr>
+        <w:t>【C级·参考】</w:t>
+      </w:r>
+      <w:r>
+        <w:rPr>
+          <w:rFonts w:ascii="Times New Roman" w:hAnsi="Times New Roman" w:eastAsia="黑体"/>
+          <w:b w:val="0"/>
+          <w:color w:val="888888"/>
+          <w:sz w:val="24"/>
+        </w:rPr>
+        <w:t>微软 XBOX CEO 夏尔马谈 AI 导致主机涨价：GPU 能在游戏以外领域应用，这是好事啊</w:t>
+      </w:r>
+    </w:p>
+    <w:p>
+      <w:r>
+        <w:rPr>
+          <w:rFonts w:ascii="Times New Roman" w:hAnsi="Times New Roman" w:eastAsia="宋体"/>
+          <w:color w:val="888888"/>
+          <w:sz w:val="18"/>
+        </w:rPr>
+        <w:t>来源:IT之家 | 时间:09-01 15:45</w:t>
+      </w:r>
+    </w:p>
+    <w:p>
+      <w:r>
+        <w:rPr>
+          <w:rFonts w:ascii="Times New Roman" w:hAnsi="Times New Roman" w:eastAsia="宋体"/>
+          <w:sz w:val="18"/>
+        </w:rPr>
+        <w:t>链接:</w:t>
+      </w:r>
+      <w:hyperlink r:id="rId10">
+        <w:r>
+          <w:rPr>
+            <w:color w:val="0563C1"/>
+            <w:u w:val="single"/>
+          </w:rPr>
+          <w:t>微软 XBOX CEO 夏尔马谈 AI 导致主机涨价：GPU 能在游戏以外领域应用，这是好事啊</w:t>
+        </w:r>
+      </w:hyperlink>
+    </w:p>
+    <w:p>
+      <w:pPr>
+        <w:pStyle w:val="Heading3"/>
+      </w:pPr>
+      <w:r>
+        <w:rPr>
+          <w:rFonts w:ascii="Times New Roman" w:hAnsi="Times New Roman" w:eastAsia="黑体"/>
+          <w:b w:val="0"/>
+          <w:color w:val="888888"/>
+          <w:sz w:val="24"/>
+        </w:rPr>
+        <w:t>【C级·参考】</w:t>
+      </w:r>
+      <w:r>
+        <w:rPr>
+          <w:rFonts w:ascii="Times New Roman" w:hAnsi="Times New Roman" w:eastAsia="黑体"/>
+          <w:b w:val="0"/>
+          <w:color w:val="888888"/>
+          <w:sz w:val="24"/>
+        </w:rPr>
+        <w:t>人工智能交互新研究：AI 更“像人”、用户更“像机器”</w:t>
+      </w:r>
+    </w:p>
+    <w:p>
+      <w:r>
+        <w:rPr>
+          <w:rFonts w:ascii="Times New Roman" w:hAnsi="Times New Roman" w:eastAsia="宋体"/>
+          <w:color w:val="888888"/>
+          <w:sz w:val="18"/>
+        </w:rPr>
+        <w:t>来源:IT之家 | 时间:09-01 15:41</w:t>
+      </w:r>
+    </w:p>
+    <w:p>
+      <w:r>
+        <w:rPr>
+          <w:rFonts w:ascii="Times New Roman" w:hAnsi="Times New Roman" w:eastAsia="宋体"/>
+          <w:sz w:val="18"/>
+        </w:rPr>
+        <w:t>链接:</w:t>
+      </w:r>
+      <w:hyperlink r:id="rId11">
+        <w:r>
+          <w:rPr>
+            <w:color w:val="0563C1"/>
+            <w:u w:val="single"/>
+          </w:rPr>
+          <w:t>人工智能交互新研究：AI 更“像人”、用户更“像机器”</w:t>
+        </w:r>
+      </w:hyperlink>
+    </w:p>
+    <w:p>
+      <w:pPr>
+        <w:pStyle w:val="Heading3"/>
+      </w:pPr>
+      <w:r>
+        <w:rPr>
+          <w:rFonts w:ascii="Times New Roman" w:hAnsi="Times New Roman" w:eastAsia="黑体"/>
+          <w:b w:val="0"/>
+          <w:color w:val="888888"/>
+          <w:sz w:val="24"/>
+        </w:rPr>
+        <w:t>【C级·参考】</w:t>
+      </w:r>
+      <w:r>
+        <w:rPr>
+          <w:rFonts w:ascii="Times New Roman" w:hAnsi="Times New Roman" w:eastAsia="黑体"/>
+          <w:b w:val="0"/>
+          <w:color w:val="888888"/>
+          <w:sz w:val="24"/>
+        </w:rPr>
+        <w:t>美国五角大楼部署定制版 ChatGPT 和 Grok AI 助手</w:t>
+      </w:r>
+    </w:p>
+    <w:p>
+      <w:r>
+        <w:rPr>
+          <w:rFonts w:ascii="Times New Roman" w:hAnsi="Times New Roman" w:eastAsia="宋体"/>
+          <w:color w:val="888888"/>
+          <w:sz w:val="18"/>
+        </w:rPr>
+        <w:t>来源:IT之家 | 时间:09-01 15:30</w:t>
+      </w:r>
+    </w:p>
+    <w:p>
+      <w:r>
+        <w:rPr>
+          <w:rFonts w:ascii="Times New Roman" w:hAnsi="Times New Roman" w:eastAsia="宋体"/>
+          <w:sz w:val="18"/>
+        </w:rPr>
+        <w:t>链接:</w:t>
+      </w:r>
+      <w:hyperlink r:id="rId12">
+        <w:r>
+          <w:rPr>
+            <w:color w:val="0563C1"/>
+            <w:u w:val="single"/>
+          </w:rPr>
+          <w:t>美国五角大楼部署定制版 ChatGPT 和 Grok AI 助手</w:t>
+        </w:r>
+      </w:hyperlink>
+    </w:p>
+    <w:p>
+      <w:pPr>
+        <w:pStyle w:val="Heading3"/>
+      </w:pPr>
+      <w:r>
+        <w:rPr>
+          <w:rFonts w:ascii="Times New Roman" w:hAnsi="Times New Roman" w:eastAsia="黑体"/>
+          <w:b w:val="0"/>
+          <w:color w:val="888888"/>
+          <w:sz w:val="24"/>
+        </w:rPr>
+        <w:t>【C级·参考】</w:t>
+      </w:r>
+      <w:r>
+        <w:rPr>
+          <w:rFonts w:ascii="Times New Roman" w:hAnsi="Times New Roman" w:eastAsia="黑体"/>
+          <w:b w:val="0"/>
+          <w:color w:val="888888"/>
+          <w:sz w:val="24"/>
+        </w:rPr>
         <w:t>韩国公布史上最大规模财政支出计划：2027 年预算达 821 万亿韩元，押注 AI 与芯片产业</w:t>
       </w:r>
     </w:p>
@@ -91,7 +295,7 @@
         </w:rPr>
         <w:t>链接:</w:t>
       </w:r>
-      <w:hyperlink r:id="rId9">
+      <w:hyperlink r:id="rId13">
         <w:r>
           <w:rPr>
             <w:color w:val="0563C1"/>
@@ -142,7 +346,7 @@
         </w:rPr>
         <w:t>链接:</w:t>
       </w:r>
-      <w:hyperlink r:id="rId10">
+      <w:hyperlink r:id="rId14">
         <w:r>
           <w:rPr>
             <w:color w:val="0563C1"/>
@@ -193,7 +397,7 @@
         </w:rPr>
         <w:t>链接:</w:t>
       </w:r>
-      <w:hyperlink r:id="rId11">
+      <w:hyperlink r:id="rId15">
         <w:r>
           <w:rPr>
             <w:color w:val="0563C1"/>
@@ -244,217 +448,13 @@
         </w:rPr>
         <w:t>链接:</w:t>
       </w:r>
-      <w:hyperlink r:id="rId12">
+      <w:hyperlink r:id="rId16">
         <w:r>
           <w:rPr>
             <w:color w:val="0563C1"/>
             <w:u w:val="single"/>
           </w:rPr>
           <w:t>Meta AI 编程工具 Muse Code 结束测试，新增多项功能并开启订阅服务</w:t>
-        </w:r>
-      </w:hyperlink>
-    </w:p>
-    <w:p>
-      <w:pPr>
-        <w:pStyle w:val="Heading3"/>
-      </w:pPr>
-      <w:r>
-        <w:rPr>
-          <w:rFonts w:ascii="Times New Roman" w:hAnsi="Times New Roman" w:eastAsia="黑体"/>
-          <w:b w:val="0"/>
-          <w:color w:val="888888"/>
-          <w:sz w:val="24"/>
-        </w:rPr>
-        <w:t>【C级·参考】</w:t>
-      </w:r>
-      <w:r>
-        <w:rPr>
-          <w:rFonts w:ascii="Times New Roman" w:hAnsi="Times New Roman" w:eastAsia="黑体"/>
-          <w:b w:val="0"/>
-          <w:color w:val="888888"/>
-          <w:sz w:val="24"/>
-        </w:rPr>
-        <w:t>国产智能化工大模型 3.0 Pro 发布，中国科学院大连化物所、科大讯飞、阿里云等研发</w:t>
-      </w:r>
-    </w:p>
-    <w:p>
-      <w:r>
-        <w:rPr>
-          <w:rFonts w:ascii="Times New Roman" w:hAnsi="Times New Roman" w:eastAsia="宋体"/>
-          <w:color w:val="888888"/>
-          <w:sz w:val="18"/>
-        </w:rPr>
-        <w:t>来源:IT之家 | 时间:09-01 13:28</w:t>
-      </w:r>
-    </w:p>
-    <w:p>
-      <w:r>
-        <w:rPr>
-          <w:rFonts w:ascii="Times New Roman" w:hAnsi="Times New Roman" w:eastAsia="宋体"/>
-          <w:sz w:val="18"/>
-        </w:rPr>
-        <w:t>链接:</w:t>
-      </w:r>
-      <w:hyperlink r:id="rId13">
-        <w:r>
-          <w:rPr>
-            <w:color w:val="0563C1"/>
-            <w:u w:val="single"/>
-          </w:rPr>
-          <w:t>国产智能化工大模型 3.0 Pro 发布，中国科学院大连化物所、科大讯飞、阿里云等研发</w:t>
-        </w:r>
-      </w:hyperlink>
-    </w:p>
-    <w:p>
-      <w:pPr>
-        <w:pStyle w:val="Heading3"/>
-      </w:pPr>
-      <w:r>
-        <w:rPr>
-          <w:rFonts w:ascii="Times New Roman" w:hAnsi="Times New Roman" w:eastAsia="黑体"/>
-          <w:b w:val="0"/>
-          <w:color w:val="888888"/>
-          <w:sz w:val="24"/>
-        </w:rPr>
-        <w:t>【C级·参考】</w:t>
-      </w:r>
-      <w:r>
-        <w:rPr>
-          <w:rFonts w:ascii="Times New Roman" w:hAnsi="Times New Roman" w:eastAsia="黑体"/>
-          <w:b w:val="0"/>
-          <w:color w:val="888888"/>
-          <w:sz w:val="24"/>
-        </w:rPr>
-        <w:t>消息称华为新平板切 OLED 屏设计：Air 搭载麒麟 T93 系处理器本月发布、Pad mini 二代加速中</w:t>
-      </w:r>
-    </w:p>
-    <w:p>
-      <w:r>
-        <w:rPr>
-          <w:rFonts w:ascii="Times New Roman" w:hAnsi="Times New Roman" w:eastAsia="宋体"/>
-          <w:color w:val="888888"/>
-          <w:sz w:val="18"/>
-        </w:rPr>
-        <w:t>来源:IT之家 | 时间:09-01 13:28</w:t>
-      </w:r>
-    </w:p>
-    <w:p>
-      <w:r>
-        <w:rPr>
-          <w:rFonts w:ascii="Times New Roman" w:hAnsi="Times New Roman" w:eastAsia="宋体"/>
-          <w:sz w:val="18"/>
-        </w:rPr>
-        <w:t>链接:</w:t>
-      </w:r>
-      <w:hyperlink r:id="rId14">
-        <w:r>
-          <w:rPr>
-            <w:color w:val="0563C1"/>
-            <w:u w:val="single"/>
-          </w:rPr>
-          <w:t>消息称华为新平板切 OLED 屏设计：Air 搭载麒麟 T93 系处理器本月发布、Pad mini 二代加速中</w:t>
-        </w:r>
-      </w:hyperlink>
-    </w:p>
-    <w:p>
-      <w:pPr>
-        <w:pStyle w:val="Heading3"/>
-      </w:pPr>
-      <w:r>
-        <w:rPr>
-          <w:rFonts w:ascii="Times New Roman" w:hAnsi="Times New Roman" w:eastAsia="黑体"/>
-          <w:b w:val="0"/>
-          <w:color w:val="888888"/>
-          <w:sz w:val="24"/>
-        </w:rPr>
-        <w:t>【C级·参考】</w:t>
-      </w:r>
-      <w:r>
-        <w:rPr>
-          <w:rFonts w:ascii="Times New Roman" w:hAnsi="Times New Roman" w:eastAsia="黑体"/>
-          <w:b w:val="0"/>
-          <w:color w:val="888888"/>
-          <w:sz w:val="24"/>
-        </w:rPr>
-        <w:t>男子听信 AI 抄近道下山被困深山，事后 AI 承认“要是直接跟导航走就不会遭那么大罪了”</w:t>
-      </w:r>
-    </w:p>
-    <w:p>
-      <w:r>
-        <w:rPr>
-          <w:rFonts w:ascii="Times New Roman" w:hAnsi="Times New Roman" w:eastAsia="宋体"/>
-          <w:color w:val="888888"/>
-          <w:sz w:val="18"/>
-        </w:rPr>
-        <w:t>来源:IT之家 | 时间:09-01 12:42</w:t>
-      </w:r>
-    </w:p>
-    <w:p>
-      <w:r>
-        <w:rPr>
-          <w:rFonts w:ascii="Times New Roman" w:hAnsi="Times New Roman" w:eastAsia="宋体"/>
-          <w:sz w:val="18"/>
-        </w:rPr>
-        <w:t>链接:</w:t>
-      </w:r>
-      <w:hyperlink r:id="rId15">
-        <w:r>
-          <w:rPr>
-            <w:color w:val="0563C1"/>
-            <w:u w:val="single"/>
-          </w:rPr>
-          <w:t>男子听信 AI 抄近道下山被困深山，事后 AI 承认“要是直接跟导航走就不会遭那么大罪了”</w:t>
-        </w:r>
-      </w:hyperlink>
-    </w:p>
-    <w:p>
-      <w:pPr>
-        <w:pStyle w:val="Heading3"/>
-      </w:pPr>
-      <w:r>
-        <w:rPr>
-          <w:rFonts w:ascii="Times New Roman" w:hAnsi="Times New Roman" w:eastAsia="黑体"/>
-          <w:b w:val="0"/>
-          <w:color w:val="888888"/>
-          <w:sz w:val="24"/>
-        </w:rPr>
-        <w:t>【C级·参考】</w:t>
-      </w:r>
-      <w:r>
-        <w:rPr>
-          <w:rFonts w:ascii="Times New Roman" w:hAnsi="Times New Roman" w:eastAsia="黑体"/>
-          <w:b w:val="0"/>
-          <w:color w:val="888888"/>
-          <w:sz w:val="24"/>
-        </w:rPr>
-        <w:t>中央网信办：当前 AI 领域主要面临 5 方面安全风险挑战</w:t>
-      </w:r>
-    </w:p>
-    <w:p>
-      <w:r>
-        <w:rPr>
-          <w:rFonts w:ascii="Times New Roman" w:hAnsi="Times New Roman" w:eastAsia="宋体"/>
-          <w:color w:val="888888"/>
-          <w:sz w:val="18"/>
-        </w:rPr>
-        <w:t>来源:IT之家 | 时间:09-01 11:49</w:t>
-      </w:r>
-    </w:p>
-    <w:p>
-      <w:r>
-        <w:rPr>
-          <w:rFonts w:ascii="Times New Roman" w:hAnsi="Times New Roman" w:eastAsia="宋体"/>
-          <w:sz w:val="18"/>
-        </w:rPr>
-        <w:t>链接:</w:t>
-      </w:r>
-      <w:hyperlink r:id="rId16">
-        <w:r>
-          <w:rPr>
-            <w:color w:val="0563C1"/>
-            <w:u w:val="single"/>
-          </w:rPr>
-          <w:t>中央网信办：当前 AI 领域主要面临 5 方面安全风险挑战</w:t>
         </w:r>
       </w:hyperlink>
     </w:p>
@@ -580,57 +580,6 @@
           <w:color w:val="888888"/>
           <w:sz w:val="24"/>
         </w:rPr>
-        <w:t>方正证券：AI眼镜仍处于消费端导入期 自下而上寻找个股机会</w:t>
-      </w:r>
-    </w:p>
-    <w:p>
-      <w:r>
-        <w:rPr>
-          <w:rFonts w:ascii="Times New Roman" w:hAnsi="Times New Roman" w:eastAsia="宋体"/>
-          <w:color w:val="888888"/>
-          <w:sz w:val="18"/>
-        </w:rPr>
-        <w:t>来源:Bing新闻 | 时间:08-31 15:11</w:t>
-      </w:r>
-    </w:p>
-    <w:p>
-      <w:r>
-        <w:rPr>
-          <w:rFonts w:ascii="Times New Roman" w:hAnsi="Times New Roman" w:eastAsia="宋体"/>
-          <w:sz w:val="18"/>
-        </w:rPr>
-        <w:t>链接:</w:t>
-      </w:r>
-      <w:hyperlink r:id="rId19">
-        <w:r>
-          <w:rPr>
-            <w:color w:val="0563C1"/>
-            <w:u w:val="single"/>
-          </w:rPr>
-          <w:t>方正证券：AI眼镜仍处于消费端导入期 自下而上寻找个股机会</w:t>
-        </w:r>
-      </w:hyperlink>
-    </w:p>
-    <w:p>
-      <w:pPr>
-        <w:pStyle w:val="Heading3"/>
-      </w:pPr>
-      <w:r>
-        <w:rPr>
-          <w:rFonts w:ascii="Times New Roman" w:hAnsi="Times New Roman" w:eastAsia="黑体"/>
-          <w:b w:val="0"/>
-          <w:color w:val="888888"/>
-          <w:sz w:val="24"/>
-        </w:rPr>
-        <w:t>【C级·参考】</w:t>
-      </w:r>
-      <w:r>
-        <w:rPr>
-          <w:rFonts w:ascii="Times New Roman" w:hAnsi="Times New Roman" w:eastAsia="黑体"/>
-          <w:b w:val="0"/>
-          <w:color w:val="888888"/>
-          <w:sz w:val="24"/>
-        </w:rPr>
         <w:t>苹果 AI 眼镜要来! 没有屏幕，靠眼睛就能使唤 Siri，2027 年登场</w:t>
       </w:r>
     </w:p>
@@ -652,7 +601,7 @@
         </w:rPr>
         <w:t>链接:</w:t>
       </w:r>
-      <w:hyperlink r:id="rId20">
+      <w:hyperlink r:id="rId19">
         <w:r>
           <w:rPr>
             <w:color w:val="0563C1"/>
@@ -703,7 +652,7 @@
         </w:rPr>
         <w:t>链接:</w:t>
       </w:r>
-      <w:hyperlink r:id="rId21">
+      <w:hyperlink r:id="rId20">
         <w:r>
           <w:rPr>
             <w:color w:val="0563C1"/>
@@ -766,7 +715,7 @@
         </w:rPr>
         <w:t>链接:</w:t>
       </w:r>
-      <w:hyperlink r:id="rId22">
+      <w:hyperlink r:id="rId21">
         <w:r>
           <w:rPr>
             <w:color w:val="0563C1"/>
@@ -817,7 +766,7 @@
         </w:rPr>
         <w:t>链接:</w:t>
       </w:r>
-      <w:hyperlink r:id="rId23">
+      <w:hyperlink r:id="rId22">
         <w:r>
           <w:rPr>
             <w:color w:val="0563C1"/>
@@ -893,6 +842,108 @@
           <w:color w:val="888888"/>
           <w:sz w:val="24"/>
         </w:rPr>
+        <w:t>迈从 R9 头戴式电竞耳机上架：分压式双头梁结构、235g 重量，299 元</w:t>
+      </w:r>
+    </w:p>
+    <w:p>
+      <w:r>
+        <w:rPr>
+          <w:rFonts w:ascii="Times New Roman" w:hAnsi="Times New Roman" w:eastAsia="宋体"/>
+          <w:color w:val="888888"/>
+          <w:sz w:val="18"/>
+        </w:rPr>
+        <w:t>来源:IT之家 | 时间:09-01 15:57</w:t>
+      </w:r>
+    </w:p>
+    <w:p>
+      <w:r>
+        <w:rPr>
+          <w:rFonts w:ascii="Times New Roman" w:hAnsi="Times New Roman" w:eastAsia="宋体"/>
+          <w:sz w:val="18"/>
+        </w:rPr>
+        <w:t>链接:</w:t>
+      </w:r>
+      <w:hyperlink r:id="rId23">
+        <w:r>
+          <w:rPr>
+            <w:color w:val="0563C1"/>
+            <w:u w:val="single"/>
+          </w:rPr>
+          <w:t>迈从 R9 头戴式电竞耳机上架：分压式双头梁结构、235g 重量，299 元</w:t>
+        </w:r>
+      </w:hyperlink>
+    </w:p>
+    <w:p>
+      <w:pPr>
+        <w:pStyle w:val="Heading3"/>
+      </w:pPr>
+      <w:r>
+        <w:rPr>
+          <w:rFonts w:ascii="Times New Roman" w:hAnsi="Times New Roman" w:eastAsia="黑体"/>
+          <w:b w:val="0"/>
+          <w:color w:val="888888"/>
+          <w:sz w:val="24"/>
+        </w:rPr>
+        <w:t>【C级·参考】</w:t>
+      </w:r>
+      <w:r>
+        <w:rPr>
+          <w:rFonts w:ascii="Times New Roman" w:hAnsi="Times New Roman" w:eastAsia="黑体"/>
+          <w:b w:val="0"/>
+          <w:color w:val="888888"/>
+          <w:sz w:val="24"/>
+        </w:rPr>
+        <w:t>R 星称《GTA 6》体量空前：游戏世界过于庞大，连开发者都无法完全熟知</w:t>
+      </w:r>
+    </w:p>
+    <w:p>
+      <w:r>
+        <w:rPr>
+          <w:rFonts w:ascii="Times New Roman" w:hAnsi="Times New Roman" w:eastAsia="宋体"/>
+          <w:color w:val="888888"/>
+          <w:sz w:val="18"/>
+        </w:rPr>
+        <w:t>来源:IT之家 | 时间:09-01 15:30</w:t>
+      </w:r>
+    </w:p>
+    <w:p>
+      <w:r>
+        <w:rPr>
+          <w:rFonts w:ascii="Times New Roman" w:hAnsi="Times New Roman" w:eastAsia="宋体"/>
+          <w:sz w:val="18"/>
+        </w:rPr>
+        <w:t>链接:</w:t>
+      </w:r>
+      <w:hyperlink r:id="rId24">
+        <w:r>
+          <w:rPr>
+            <w:color w:val="0563C1"/>
+            <w:u w:val="single"/>
+          </w:rPr>
+          <w:t>R 星称《GTA 6》体量空前：游戏世界过于庞大，连开发者都无法完全熟知</w:t>
+        </w:r>
+      </w:hyperlink>
+    </w:p>
+    <w:p>
+      <w:pPr>
+        <w:pStyle w:val="Heading3"/>
+      </w:pPr>
+      <w:r>
+        <w:rPr>
+          <w:rFonts w:ascii="Times New Roman" w:hAnsi="Times New Roman" w:eastAsia="黑体"/>
+          <w:b w:val="0"/>
+          <w:color w:val="888888"/>
+          <w:sz w:val="24"/>
+        </w:rPr>
+        <w:t>【C级·参考】</w:t>
+      </w:r>
+      <w:r>
+        <w:rPr>
+          <w:rFonts w:ascii="Times New Roman" w:hAnsi="Times New Roman" w:eastAsia="黑体"/>
+          <w:b w:val="0"/>
+          <w:color w:val="888888"/>
+          <w:sz w:val="24"/>
+        </w:rPr>
         <w:t>消息称 Steam Frame 头显用户可免费获赠《半衰期：爱莉克斯》游戏</w:t>
       </w:r>
     </w:p>
@@ -914,7 +965,7 @@
         </w:rPr>
         <w:t>链接:</w:t>
       </w:r>
-      <w:hyperlink r:id="rId24">
+      <w:hyperlink r:id="rId25">
         <w:r>
           <w:rPr>
             <w:color w:val="0563C1"/>
@@ -965,7 +1016,7 @@
         </w:rPr>
         <w:t>链接:</w:t>
       </w:r>
-      <w:hyperlink r:id="rId25">
+      <w:hyperlink r:id="rId26">
         <w:r>
           <w:rPr>
             <w:color w:val="0563C1"/>
@@ -1016,64 +1067,13 @@
         </w:rPr>
         <w:t>链接:</w:t>
       </w:r>
-      <w:hyperlink r:id="rId26">
+      <w:hyperlink r:id="rId27">
         <w:r>
           <w:rPr>
             <w:color w:val="0563C1"/>
             <w:u w:val="single"/>
           </w:rPr>
           <w:t>里程碑时刻：Steam Deck“可玩及已验证”游戏突破三万大关</w:t>
-        </w:r>
-      </w:hyperlink>
-    </w:p>
-    <w:p>
-      <w:pPr>
-        <w:pStyle w:val="Heading3"/>
-      </w:pPr>
-      <w:r>
-        <w:rPr>
-          <w:rFonts w:ascii="Times New Roman" w:hAnsi="Times New Roman" w:eastAsia="黑体"/>
-          <w:b w:val="0"/>
-          <w:color w:val="888888"/>
-          <w:sz w:val="24"/>
-        </w:rPr>
-        <w:t>【C级·参考】</w:t>
-      </w:r>
-      <w:r>
-        <w:rPr>
-          <w:rFonts w:ascii="Times New Roman" w:hAnsi="Times New Roman" w:eastAsia="黑体"/>
-          <w:b w:val="0"/>
-          <w:color w:val="888888"/>
-          <w:sz w:val="24"/>
-        </w:rPr>
-        <w:t>发行已 27 年：非官方 PC 原生版《咚奇刚 64》游戏问世，演示达 4K@200 FPS</w:t>
-      </w:r>
-    </w:p>
-    <w:p>
-      <w:r>
-        <w:rPr>
-          <w:rFonts w:ascii="Times New Roman" w:hAnsi="Times New Roman" w:eastAsia="宋体"/>
-          <w:color w:val="888888"/>
-          <w:sz w:val="18"/>
-        </w:rPr>
-        <w:t>来源:IT之家 | 时间:09-01 13:05</w:t>
-      </w:r>
-    </w:p>
-    <w:p>
-      <w:r>
-        <w:rPr>
-          <w:rFonts w:ascii="Times New Roman" w:hAnsi="Times New Roman" w:eastAsia="宋体"/>
-          <w:sz w:val="18"/>
-        </w:rPr>
-        <w:t>链接:</w:t>
-      </w:r>
-      <w:hyperlink r:id="rId27">
-        <w:r>
-          <w:rPr>
-            <w:color w:val="0563C1"/>
-            <w:u w:val="single"/>
-          </w:rPr>
-          <w:t>发行已 27 年：非官方 PC 原生版《咚奇刚 64》游戏问世，演示达 4K@200 FPS</w:t>
         </w:r>
       </w:hyperlink>
     </w:p>
@@ -1148,57 +1148,6 @@
           <w:color w:val="888888"/>
           <w:sz w:val="24"/>
         </w:rPr>
-        <w:t>1.5TB 压到 214GB：腾讯混元 Hy4 preview 轻量版发布开源，异构设备可联合推理</w:t>
-      </w:r>
-    </w:p>
-    <w:p>
-      <w:r>
-        <w:rPr>
-          <w:rFonts w:ascii="Times New Roman" w:hAnsi="Times New Roman" w:eastAsia="宋体"/>
-          <w:color w:val="888888"/>
-          <w:sz w:val="18"/>
-        </w:rPr>
-        <w:t>来源:IT之家 | 时间:09-01 12:31</w:t>
-      </w:r>
-    </w:p>
-    <w:p>
-      <w:r>
-        <w:rPr>
-          <w:rFonts w:ascii="Times New Roman" w:hAnsi="Times New Roman" w:eastAsia="宋体"/>
-          <w:sz w:val="18"/>
-        </w:rPr>
-        <w:t>链接:</w:t>
-      </w:r>
-      <w:hyperlink r:id="rId29">
-        <w:r>
-          <w:rPr>
-            <w:color w:val="0563C1"/>
-            <w:u w:val="single"/>
-          </w:rPr>
-          <w:t>1.5TB 压到 214GB：腾讯混元 Hy4 preview 轻量版发布开源，异构设备可联合推理</w:t>
-        </w:r>
-      </w:hyperlink>
-    </w:p>
-    <w:p>
-      <w:pPr>
-        <w:pStyle w:val="Heading3"/>
-      </w:pPr>
-      <w:r>
-        <w:rPr>
-          <w:rFonts w:ascii="Times New Roman" w:hAnsi="Times New Roman" w:eastAsia="黑体"/>
-          <w:b w:val="0"/>
-          <w:color w:val="888888"/>
-          <w:sz w:val="24"/>
-        </w:rPr>
-        <w:t>【C级·参考】</w:t>
-      </w:r>
-      <w:r>
-        <w:rPr>
-          <w:rFonts w:ascii="Times New Roman" w:hAnsi="Times New Roman" w:eastAsia="黑体"/>
-          <w:b w:val="0"/>
-          <w:color w:val="888888"/>
-          <w:sz w:val="24"/>
-        </w:rPr>
         <w:t>对话腾讯李纳川：腾讯游戏的使命是什么？</w:t>
       </w:r>
     </w:p>
@@ -1220,7 +1169,7 @@
         </w:rPr>
         <w:t>链接:</w:t>
       </w:r>
-      <w:hyperlink r:id="rId30">
+      <w:hyperlink r:id="rId29">
         <w:r>
           <w:rPr>
             <w:color w:val="0563C1"/>
@@ -1271,7 +1220,7 @@
         </w:rPr>
         <w:t>链接:</w:t>
       </w:r>
-      <w:hyperlink r:id="rId31">
+      <w:hyperlink r:id="rId30">
         <w:r>
           <w:rPr>
             <w:color w:val="0563C1"/>
@@ -1322,7 +1271,7 @@
         </w:rPr>
         <w:t>链接:</w:t>
       </w:r>
-      <w:hyperlink r:id="rId32">
+      <w:hyperlink r:id="rId31">
         <w:r>
           <w:rPr>
             <w:color w:val="0563C1"/>
@@ -1373,7 +1322,7 @@
         </w:rPr>
         <w:t>链接:</w:t>
       </w:r>
-      <w:hyperlink r:id="rId33">
+      <w:hyperlink r:id="rId32">
         <w:r>
           <w:rPr>
             <w:color w:val="0563C1"/>
@@ -1424,7 +1373,7 @@
         </w:rPr>
         <w:t>链接:</w:t>
       </w:r>
-      <w:hyperlink r:id="rId34">
+      <w:hyperlink r:id="rId33">
         <w:r>
           <w:rPr>
             <w:color w:val="0563C1"/>
@@ -1475,7 +1424,7 @@
         </w:rPr>
         <w:t>链接:</w:t>
       </w:r>
-      <w:hyperlink r:id="rId35">
+      <w:hyperlink r:id="rId34">
         <w:r>
           <w:rPr>
             <w:color w:val="0563C1"/>
@@ -1526,13 +1475,64 @@
         </w:rPr>
         <w:t>链接:</w:t>
       </w:r>
+      <w:hyperlink r:id="rId35">
+        <w:r>
+          <w:rPr>
+            <w:color w:val="0563C1"/>
+            <w:u w:val="single"/>
+          </w:rPr>
+          <w:t>“A股游戏王”还在狂飙！世纪华通上半年净利润高达45亿，将首次中期分红</w:t>
+        </w:r>
+      </w:hyperlink>
+    </w:p>
+    <w:p>
+      <w:pPr>
+        <w:pStyle w:val="Heading3"/>
+      </w:pPr>
+      <w:r>
+        <w:rPr>
+          <w:rFonts w:ascii="Times New Roman" w:hAnsi="Times New Roman" w:eastAsia="黑体"/>
+          <w:b w:val="0"/>
+          <w:color w:val="888888"/>
+          <w:sz w:val="24"/>
+        </w:rPr>
+        <w:t>【C级·参考】</w:t>
+      </w:r>
+      <w:r>
+        <w:rPr>
+          <w:rFonts w:ascii="Times New Roman" w:hAnsi="Times New Roman" w:eastAsia="黑体"/>
+          <w:b w:val="0"/>
+          <w:color w:val="888888"/>
+          <w:sz w:val="24"/>
+        </w:rPr>
+        <w:t>中年人鼓起勇气发问：“44岁想做游戏是否太老”？同行：“行业艰难，有热情就不晚”</w:t>
+      </w:r>
+    </w:p>
+    <w:p>
+      <w:r>
+        <w:rPr>
+          <w:rFonts w:ascii="Times New Roman" w:hAnsi="Times New Roman" w:eastAsia="宋体"/>
+          <w:color w:val="888888"/>
+          <w:sz w:val="18"/>
+        </w:rPr>
+        <w:t>来源:GameLook | 时间:08-31 10:05</w:t>
+      </w:r>
+    </w:p>
+    <w:p>
+      <w:r>
+        <w:rPr>
+          <w:rFonts w:ascii="Times New Roman" w:hAnsi="Times New Roman" w:eastAsia="宋体"/>
+          <w:sz w:val="18"/>
+        </w:rPr>
+        <w:t>链接:</w:t>
+      </w:r>
       <w:hyperlink r:id="rId36">
         <w:r>
           <w:rPr>
             <w:color w:val="0563C1"/>
             <w:u w:val="single"/>
           </w:rPr>
-          <w:t>“A股游戏王”还在狂飙！世纪华通上半年净利润高达45亿，将首次中期分红</w:t>
+          <w:t>中年人鼓起勇气发问：“44岁想做游戏是否太老”？同行：“行业艰难，有热情就不晚”</w:t>
         </w:r>
       </w:hyperlink>
     </w:p>
@@ -1547,6 +1547,57 @@
         </w:rPr>
         <w:t>消费/以旧换新/新餐饮</w:t>
       </w:r>
+    </w:p>
+    <w:p>
+      <w:pPr>
+        <w:pStyle w:val="Heading3"/>
+      </w:pPr>
+      <w:r>
+        <w:rPr>
+          <w:rFonts w:ascii="Times New Roman" w:hAnsi="Times New Roman" w:eastAsia="黑体"/>
+          <w:b w:val="0"/>
+          <w:color w:val="888888"/>
+          <w:sz w:val="24"/>
+        </w:rPr>
+        <w:t>【C级·参考】</w:t>
+      </w:r>
+      <w:r>
+        <w:rPr>
+          <w:rFonts w:ascii="Times New Roman" w:hAnsi="Times New Roman" w:eastAsia="黑体"/>
+          <w:b w:val="0"/>
+          <w:color w:val="888888"/>
+          <w:sz w:val="24"/>
+        </w:rPr>
+        <w:t>上汽 MG &amp; 荣威 8 月零售超 7.27 万辆汽车，同比增长 2.5%</w:t>
+      </w:r>
+    </w:p>
+    <w:p>
+      <w:r>
+        <w:rPr>
+          <w:rFonts w:ascii="Times New Roman" w:hAnsi="Times New Roman" w:eastAsia="宋体"/>
+          <w:color w:val="888888"/>
+          <w:sz w:val="18"/>
+        </w:rPr>
+        <w:t>来源:IT之家 | 时间:09-01 15:38</w:t>
+      </w:r>
+    </w:p>
+    <w:p>
+      <w:r>
+        <w:rPr>
+          <w:rFonts w:ascii="Times New Roman" w:hAnsi="Times New Roman" w:eastAsia="宋体"/>
+          <w:sz w:val="18"/>
+        </w:rPr>
+        <w:t>链接:</w:t>
+      </w:r>
+      <w:hyperlink r:id="rId37">
+        <w:r>
+          <w:rPr>
+            <w:color w:val="0563C1"/>
+            <w:u w:val="single"/>
+          </w:rPr>
+          <w:t>上汽 MG &amp; 荣威 8 月零售超 7.27 万辆汽车，同比增长 2.5%</w:t>
+        </w:r>
+      </w:hyperlink>
     </w:p>
     <w:p>
       <w:pPr>
@@ -1589,64 +1640,13 @@
         </w:rPr>
         <w:t>链接:</w:t>
       </w:r>
-      <w:hyperlink r:id="rId37">
+      <w:hyperlink r:id="rId38">
         <w:r>
           <w:rPr>
             <w:color w:val="0563C1"/>
             <w:u w:val="single"/>
           </w:rPr>
           <w:t>鸿蒙智行智界 V9 旗舰 MPV 官宣 8 月零售交付量 8312 台</w:t>
-        </w:r>
-      </w:hyperlink>
-    </w:p>
-    <w:p>
-      <w:pPr>
-        <w:pStyle w:val="Heading3"/>
-      </w:pPr>
-      <w:r>
-        <w:rPr>
-          <w:rFonts w:ascii="Times New Roman" w:hAnsi="Times New Roman" w:eastAsia="黑体"/>
-          <w:b w:val="0"/>
-          <w:color w:val="888888"/>
-          <w:sz w:val="24"/>
-        </w:rPr>
-        <w:t>【C级·参考】</w:t>
-      </w:r>
-      <w:r>
-        <w:rPr>
-          <w:rFonts w:ascii="Times New Roman" w:hAnsi="Times New Roman" w:eastAsia="黑体"/>
-          <w:b w:val="0"/>
-          <w:color w:val="888888"/>
-          <w:sz w:val="24"/>
-        </w:rPr>
-        <w:t>广发银行 Visa、万事达卡即日起支持绑定 Apple Pay，首绑消费返现至高 9 及 5 美元</w:t>
-      </w:r>
-    </w:p>
-    <w:p>
-      <w:r>
-        <w:rPr>
-          <w:rFonts w:ascii="Times New Roman" w:hAnsi="Times New Roman" w:eastAsia="宋体"/>
-          <w:color w:val="888888"/>
-          <w:sz w:val="18"/>
-        </w:rPr>
-        <w:t>来源:IT之家 | 时间:09-01 13:35</w:t>
-      </w:r>
-    </w:p>
-    <w:p>
-      <w:r>
-        <w:rPr>
-          <w:rFonts w:ascii="Times New Roman" w:hAnsi="Times New Roman" w:eastAsia="宋体"/>
-          <w:sz w:val="18"/>
-        </w:rPr>
-        <w:t>链接:</w:t>
-      </w:r>
-      <w:hyperlink r:id="rId38">
-        <w:r>
-          <w:rPr>
-            <w:color w:val="0563C1"/>
-            <w:u w:val="single"/>
-          </w:rPr>
-          <w:t>广发银行 Visa、万事达卡即日起支持绑定 Apple Pay，首绑消费返现至高 9 及 5 美元</w:t>
         </w:r>
       </w:hyperlink>
     </w:p>
@@ -1676,7 +1676,7 @@
           <w:rFonts w:ascii="Times New Roman" w:hAnsi="Times New Roman" w:eastAsia="宋体"/>
           <w:sz w:val="18"/>
         </w:rPr>
-        <w:t>IT之家(60)、GameLook(19)、HackerNews(4)、Bing新闻(5)</w:t>
+        <w:t>IT之家(60)、GameLook(19)、HackerNews(4)、Bing新闻(4)</w:t>
       </w:r>
     </w:p>
     <w:p>
